--- a/ACE-Step_사용매뉴얼.docx
+++ b/ACE-Step_사용매뉴얼.docx
@@ -1077,7 +1077,1220 @@
           <w:sz w:val="30"/>
           <w:szCs w:val="30"/>
         </w:rPr>
-        <w:t xml:space="preserve">6. 대안 — ElevenLabs (급할 때)</w:t>
+        <w:t xml:space="preserve">6. 장르별 추천 Tags 치트시트 ★</w:t>
+      </w:r>
+    </w:p>
+    <w:p>
+      <w:pPr/>
+      <w:r>
+        <w:rPr>
+          <w:rFonts w:ascii="Malgun Gothic" w:hAnsi="Malgun Gothic" w:eastAsia="Malgun Gothic"/>
+          <w:sz w:val="21"/>
+          <w:szCs w:val="21"/>
+        </w:rPr>
+        <w:t xml:space="preserve">ACE-Step / ElevenLabs 의 Tags 칸에 그대로 붙여넣으면 된다. 반드시 영어로.</w:t>
+      </w:r>
+    </w:p>
+    <w:p>
+      <w:pPr>
+        <w:spacing w:before="120"/>
+      </w:pPr>
+      <w:r>
+        <w:rPr>
+          <w:rFonts w:ascii="Malgun Gothic" w:hAnsi="Malgun Gothic" w:eastAsia="Malgun Gothic"/>
+          <w:b/>
+          <w:color w:val="8f6e1f"/>
+          <w:sz w:val="24"/>
+          <w:szCs w:val="24"/>
+        </w:rPr>
+        <w:t xml:space="preserve">기본 5종 (송메이커가 자동으로 넣어주는 것)</w:t>
+      </w:r>
+    </w:p>
+    <w:tbl>
+      <w:tblPr>
+        <w:tblW w:w="0" w:type="auto"/>
+        <w:tblBorders>
+          <w:top w:val="single" w:sz="4" w:space="0" w:color="D8CBA0"/>
+          <w:left w:val="single" w:sz="4" w:space="0" w:color="D8CBA0"/>
+          <w:bottom w:val="single" w:sz="4" w:space="0" w:color="D8CBA0"/>
+          <w:right w:val="single" w:sz="4" w:space="0" w:color="D8CBA0"/>
+          <w:insideH w:val="single" w:sz="4" w:space="0" w:color="D8CBA0"/>
+          <w:insideV w:val="single" w:sz="4" w:space="0" w:color="D8CBA0"/>
+        </w:tblBorders>
+        <w:tblLayout w:type="fixed"/>
+      </w:tblPr>
+      <w:tblGrid>
+        <w:gridCol w:w="1700"/>
+        <w:gridCol w:w="6238"/>
+        <w:gridCol w:w="1700"/>
+      </w:tblGrid>
+      <w:tr>
+        <w:tc>
+          <w:tcPr>
+            <w:tcW w:w="1700" w:type="dxa"/>
+            <w:shd w:val="clear" w:fill="F0ECD8"/>
+            <w:vAlign w:val="center"/>
+          </w:tcPr>
+          <w:p>
+            <w:pPr>
+              <w:spacing w:before="20" w:after="20"/>
+            </w:pPr>
+            <w:r>
+              <w:rPr>
+                <w:rFonts w:ascii="Malgun Gothic" w:hAnsi="Malgun Gothic" w:eastAsia="Malgun Gothic"/>
+                <w:b/>
+                <w:color w:val="1c2b3a"/>
+                <w:sz w:val="19"/>
+                <w:szCs w:val="19"/>
+              </w:rPr>
+              <w:t xml:space="preserve">장르</w:t>
+            </w:r>
+          </w:p>
+        </w:tc>
+        <w:tc>
+          <w:tcPr>
+            <w:tcW w:w="6238" w:type="dxa"/>
+            <w:shd w:val="clear" w:fill="F0ECD8"/>
+            <w:vAlign w:val="center"/>
+          </w:tcPr>
+          <w:p>
+            <w:pPr>
+              <w:spacing w:before="20" w:after="20"/>
+            </w:pPr>
+            <w:r>
+              <w:rPr>
+                <w:rFonts w:ascii="Malgun Gothic" w:hAnsi="Malgun Gothic" w:eastAsia="Malgun Gothic"/>
+                <w:b/>
+                <w:color w:val="1c2b3a"/>
+                <w:sz w:val="19"/>
+                <w:szCs w:val="19"/>
+              </w:rPr>
+              <w:t xml:space="preserve">추천 Tags (Tags 칸에 붙여넣기)</w:t>
+            </w:r>
+          </w:p>
+        </w:tc>
+        <w:tc>
+          <w:tcPr>
+            <w:tcW w:w="1700" w:type="dxa"/>
+            <w:shd w:val="clear" w:fill="F0ECD8"/>
+            <w:vAlign w:val="center"/>
+          </w:tcPr>
+          <w:p>
+            <w:pPr>
+              <w:spacing w:before="20" w:after="20"/>
+            </w:pPr>
+            <w:r>
+              <w:rPr>
+                <w:rFonts w:ascii="Malgun Gothic" w:hAnsi="Malgun Gothic" w:eastAsia="Malgun Gothic"/>
+                <w:b/>
+                <w:color w:val="1c2b3a"/>
+                <w:sz w:val="19"/>
+                <w:szCs w:val="19"/>
+              </w:rPr>
+              <w:t xml:space="preserve">BPM</w:t>
+            </w:r>
+          </w:p>
+        </w:tc>
+      </w:tr>
+      <w:tr>
+        <w:tc>
+          <w:tcPr>
+            <w:tcW w:w="1700" w:type="dxa"/>
+            <w:vAlign w:val="center"/>
+          </w:tcPr>
+          <w:p>
+            <w:pPr>
+              <w:spacing w:before="20" w:after="20"/>
+            </w:pPr>
+            <w:r>
+              <w:rPr>
+                <w:rFonts w:ascii="Malgun Gothic" w:hAnsi="Malgun Gothic" w:eastAsia="Malgun Gothic"/>
+                <w:sz w:val="18"/>
+                <w:szCs w:val="18"/>
+              </w:rPr>
+              <w:t xml:space="preserve">팝</w:t>
+            </w:r>
+          </w:p>
+        </w:tc>
+        <w:tc>
+          <w:tcPr>
+            <w:tcW w:w="6238" w:type="dxa"/>
+            <w:vAlign w:val="center"/>
+          </w:tcPr>
+          <w:p>
+            <w:pPr>
+              <w:spacing w:before="20" w:after="20"/>
+            </w:pPr>
+            <w:r>
+              <w:rPr>
+                <w:rFonts w:ascii="Consolas" w:hAnsi="Consolas" w:eastAsia="Malgun Gothic"/>
+                <w:sz w:val="18"/>
+                <w:szCs w:val="18"/>
+              </w:rPr>
+              <w:t xml:space="preserve">pop, catchy, polished, synth, electric guitar, bass, drums</w:t>
+            </w:r>
+          </w:p>
+        </w:tc>
+        <w:tc>
+          <w:tcPr>
+            <w:tcW w:w="1700" w:type="dxa"/>
+            <w:vAlign w:val="center"/>
+          </w:tcPr>
+          <w:p>
+            <w:pPr>
+              <w:spacing w:before="20" w:after="20"/>
+            </w:pPr>
+            <w:r>
+              <w:rPr>
+                <w:rFonts w:ascii="Malgun Gothic" w:hAnsi="Malgun Gothic" w:eastAsia="Malgun Gothic"/>
+                <w:sz w:val="18"/>
+                <w:szCs w:val="18"/>
+              </w:rPr>
+              <w:t xml:space="preserve">100~120</w:t>
+            </w:r>
+          </w:p>
+        </w:tc>
+      </w:tr>
+      <w:tr>
+        <w:tc>
+          <w:tcPr>
+            <w:tcW w:w="1700" w:type="dxa"/>
+            <w:vAlign w:val="center"/>
+          </w:tcPr>
+          <w:p>
+            <w:pPr>
+              <w:spacing w:before="20" w:after="20"/>
+            </w:pPr>
+            <w:r>
+              <w:rPr>
+                <w:rFonts w:ascii="Malgun Gothic" w:hAnsi="Malgun Gothic" w:eastAsia="Malgun Gothic"/>
+                <w:sz w:val="18"/>
+                <w:szCs w:val="18"/>
+              </w:rPr>
+              <w:t xml:space="preserve">발라드</w:t>
+            </w:r>
+          </w:p>
+        </w:tc>
+        <w:tc>
+          <w:tcPr>
+            <w:tcW w:w="6238" w:type="dxa"/>
+            <w:vAlign w:val="center"/>
+          </w:tcPr>
+          <w:p>
+            <w:pPr>
+              <w:spacing w:before="20" w:after="20"/>
+            </w:pPr>
+            <w:r>
+              <w:rPr>
+                <w:rFonts w:ascii="Consolas" w:hAnsi="Consolas" w:eastAsia="Malgun Gothic"/>
+                <w:sz w:val="18"/>
+                <w:szCs w:val="18"/>
+              </w:rPr>
+              <w:t xml:space="preserve">ballad, emotional, piano, strings, soft drums</w:t>
+            </w:r>
+          </w:p>
+        </w:tc>
+        <w:tc>
+          <w:tcPr>
+            <w:tcW w:w="1700" w:type="dxa"/>
+            <w:vAlign w:val="center"/>
+          </w:tcPr>
+          <w:p>
+            <w:pPr>
+              <w:spacing w:before="20" w:after="20"/>
+            </w:pPr>
+            <w:r>
+              <w:rPr>
+                <w:rFonts w:ascii="Malgun Gothic" w:hAnsi="Malgun Gothic" w:eastAsia="Malgun Gothic"/>
+                <w:sz w:val="18"/>
+                <w:szCs w:val="18"/>
+              </w:rPr>
+              <w:t xml:space="preserve">60~80</w:t>
+            </w:r>
+          </w:p>
+        </w:tc>
+      </w:tr>
+      <w:tr>
+        <w:tc>
+          <w:tcPr>
+            <w:tcW w:w="1700" w:type="dxa"/>
+            <w:vAlign w:val="center"/>
+          </w:tcPr>
+          <w:p>
+            <w:pPr>
+              <w:spacing w:before="20" w:after="20"/>
+            </w:pPr>
+            <w:r>
+              <w:rPr>
+                <w:rFonts w:ascii="Malgun Gothic" w:hAnsi="Malgun Gothic" w:eastAsia="Malgun Gothic"/>
+                <w:sz w:val="18"/>
+                <w:szCs w:val="18"/>
+              </w:rPr>
+              <w:t xml:space="preserve">댄스</w:t>
+            </w:r>
+          </w:p>
+        </w:tc>
+        <w:tc>
+          <w:tcPr>
+            <w:tcW w:w="6238" w:type="dxa"/>
+            <w:vAlign w:val="center"/>
+          </w:tcPr>
+          <w:p>
+            <w:pPr>
+              <w:spacing w:before="20" w:after="20"/>
+            </w:pPr>
+            <w:r>
+              <w:rPr>
+                <w:rFonts w:ascii="Consolas" w:hAnsi="Consolas" w:eastAsia="Malgun Gothic"/>
+                <w:sz w:val="18"/>
+                <w:szCs w:val="18"/>
+              </w:rPr>
+              <w:t xml:space="preserve">dance pop, EDM, four-on-the-floor, bright synth, punchy bass</w:t>
+            </w:r>
+          </w:p>
+        </w:tc>
+        <w:tc>
+          <w:tcPr>
+            <w:tcW w:w="1700" w:type="dxa"/>
+            <w:vAlign w:val="center"/>
+          </w:tcPr>
+          <w:p>
+            <w:pPr>
+              <w:spacing w:before="20" w:after="20"/>
+            </w:pPr>
+            <w:r>
+              <w:rPr>
+                <w:rFonts w:ascii="Malgun Gothic" w:hAnsi="Malgun Gothic" w:eastAsia="Malgun Gothic"/>
+                <w:sz w:val="18"/>
+                <w:szCs w:val="18"/>
+              </w:rPr>
+              <w:t xml:space="preserve">120~132</w:t>
+            </w:r>
+          </w:p>
+        </w:tc>
+      </w:tr>
+      <w:tr>
+        <w:tc>
+          <w:tcPr>
+            <w:tcW w:w="1700" w:type="dxa"/>
+            <w:vAlign w:val="center"/>
+          </w:tcPr>
+          <w:p>
+            <w:pPr>
+              <w:spacing w:before="20" w:after="20"/>
+            </w:pPr>
+            <w:r>
+              <w:rPr>
+                <w:rFonts w:ascii="Malgun Gothic" w:hAnsi="Malgun Gothic" w:eastAsia="Malgun Gothic"/>
+                <w:sz w:val="18"/>
+                <w:szCs w:val="18"/>
+              </w:rPr>
+              <w:t xml:space="preserve">록</w:t>
+            </w:r>
+          </w:p>
+        </w:tc>
+        <w:tc>
+          <w:tcPr>
+            <w:tcW w:w="6238" w:type="dxa"/>
+            <w:vAlign w:val="center"/>
+          </w:tcPr>
+          <w:p>
+            <w:pPr>
+              <w:spacing w:before="20" w:after="20"/>
+            </w:pPr>
+            <w:r>
+              <w:rPr>
+                <w:rFonts w:ascii="Consolas" w:hAnsi="Consolas" w:eastAsia="Malgun Gothic"/>
+                <w:sz w:val="18"/>
+                <w:szCs w:val="18"/>
+              </w:rPr>
+              <w:t xml:space="preserve">rock, driving, distorted electric guitar, bass, powerful drums</w:t>
+            </w:r>
+          </w:p>
+        </w:tc>
+        <w:tc>
+          <w:tcPr>
+            <w:tcW w:w="1700" w:type="dxa"/>
+            <w:vAlign w:val="center"/>
+          </w:tcPr>
+          <w:p>
+            <w:pPr>
+              <w:spacing w:before="20" w:after="20"/>
+            </w:pPr>
+            <w:r>
+              <w:rPr>
+                <w:rFonts w:ascii="Malgun Gothic" w:hAnsi="Malgun Gothic" w:eastAsia="Malgun Gothic"/>
+                <w:sz w:val="18"/>
+                <w:szCs w:val="18"/>
+              </w:rPr>
+              <w:t xml:space="preserve">110~140</w:t>
+            </w:r>
+          </w:p>
+        </w:tc>
+      </w:tr>
+      <w:tr>
+        <w:tc>
+          <w:tcPr>
+            <w:tcW w:w="1700" w:type="dxa"/>
+            <w:vAlign w:val="center"/>
+          </w:tcPr>
+          <w:p>
+            <w:pPr>
+              <w:spacing w:before="20" w:after="20"/>
+            </w:pPr>
+            <w:r>
+              <w:rPr>
+                <w:rFonts w:ascii="Malgun Gothic" w:hAnsi="Malgun Gothic" w:eastAsia="Malgun Gothic"/>
+                <w:sz w:val="18"/>
+                <w:szCs w:val="18"/>
+              </w:rPr>
+              <w:t xml:space="preserve">트로트</w:t>
+            </w:r>
+          </w:p>
+        </w:tc>
+        <w:tc>
+          <w:tcPr>
+            <w:tcW w:w="6238" w:type="dxa"/>
+            <w:vAlign w:val="center"/>
+          </w:tcPr>
+          <w:p>
+            <w:pPr>
+              <w:spacing w:before="20" w:after="20"/>
+            </w:pPr>
+            <w:r>
+              <w:rPr>
+                <w:rFonts w:ascii="Consolas" w:hAnsi="Consolas" w:eastAsia="Malgun Gothic"/>
+                <w:sz w:val="18"/>
+                <w:szCs w:val="18"/>
+              </w:rPr>
+              <w:t xml:space="preserve">trot, korean retro pop, cheerful, brass, synth, bouncy rhythm</w:t>
+            </w:r>
+          </w:p>
+        </w:tc>
+        <w:tc>
+          <w:tcPr>
+            <w:tcW w:w="1700" w:type="dxa"/>
+            <w:vAlign w:val="center"/>
+          </w:tcPr>
+          <w:p>
+            <w:pPr>
+              <w:spacing w:before="20" w:after="20"/>
+            </w:pPr>
+            <w:r>
+              <w:rPr>
+                <w:rFonts w:ascii="Malgun Gothic" w:hAnsi="Malgun Gothic" w:eastAsia="Malgun Gothic"/>
+                <w:sz w:val="18"/>
+                <w:szCs w:val="18"/>
+              </w:rPr>
+              <w:t xml:space="preserve">100~130</w:t>
+            </w:r>
+          </w:p>
+        </w:tc>
+      </w:tr>
+    </w:tbl>
+    <w:p>
+      <w:pPr/>
+      <w:r>
+        <w:rPr>
+          <w:rFonts w:ascii="Malgun Gothic" w:hAnsi="Malgun Gothic" w:eastAsia="Malgun Gothic"/>
+          <w:sz w:val="10"/>
+          <w:szCs w:val="10"/>
+        </w:rPr>
+        <w:t xml:space="preserve"/>
+      </w:r>
+    </w:p>
+    <w:p>
+      <w:pPr>
+        <w:spacing w:before="120"/>
+      </w:pPr>
+      <w:r>
+        <w:rPr>
+          <w:rFonts w:ascii="Malgun Gothic" w:hAnsi="Malgun Gothic" w:eastAsia="Malgun Gothic"/>
+          <w:b/>
+          <w:color w:val="8f6e1f"/>
+          <w:sz w:val="24"/>
+          <w:szCs w:val="24"/>
+        </w:rPr>
+        <w:t xml:space="preserve">보너스 장르 (직접 넣어보고 싶을 때)</w:t>
+      </w:r>
+    </w:p>
+    <w:tbl>
+      <w:tblPr>
+        <w:tblW w:w="0" w:type="auto"/>
+        <w:tblBorders>
+          <w:top w:val="single" w:sz="4" w:space="0" w:color="D8CBA0"/>
+          <w:left w:val="single" w:sz="4" w:space="0" w:color="D8CBA0"/>
+          <w:bottom w:val="single" w:sz="4" w:space="0" w:color="D8CBA0"/>
+          <w:right w:val="single" w:sz="4" w:space="0" w:color="D8CBA0"/>
+          <w:insideH w:val="single" w:sz="4" w:space="0" w:color="D8CBA0"/>
+          <w:insideV w:val="single" w:sz="4" w:space="0" w:color="D8CBA0"/>
+        </w:tblBorders>
+        <w:tblLayout w:type="fixed"/>
+      </w:tblPr>
+      <w:tblGrid>
+        <w:gridCol w:w="1700"/>
+        <w:gridCol w:w="6238"/>
+        <w:gridCol w:w="1700"/>
+      </w:tblGrid>
+      <w:tr>
+        <w:tc>
+          <w:tcPr>
+            <w:tcW w:w="1700" w:type="dxa"/>
+            <w:shd w:val="clear" w:fill="F0ECD8"/>
+            <w:vAlign w:val="center"/>
+          </w:tcPr>
+          <w:p>
+            <w:pPr>
+              <w:spacing w:before="20" w:after="20"/>
+            </w:pPr>
+            <w:r>
+              <w:rPr>
+                <w:rFonts w:ascii="Malgun Gothic" w:hAnsi="Malgun Gothic" w:eastAsia="Malgun Gothic"/>
+                <w:b/>
+                <w:color w:val="1c2b3a"/>
+                <w:sz w:val="19"/>
+                <w:szCs w:val="19"/>
+              </w:rPr>
+              <w:t xml:space="preserve">장르</w:t>
+            </w:r>
+          </w:p>
+        </w:tc>
+        <w:tc>
+          <w:tcPr>
+            <w:tcW w:w="6238" w:type="dxa"/>
+            <w:shd w:val="clear" w:fill="F0ECD8"/>
+            <w:vAlign w:val="center"/>
+          </w:tcPr>
+          <w:p>
+            <w:pPr>
+              <w:spacing w:before="20" w:after="20"/>
+            </w:pPr>
+            <w:r>
+              <w:rPr>
+                <w:rFonts w:ascii="Malgun Gothic" w:hAnsi="Malgun Gothic" w:eastAsia="Malgun Gothic"/>
+                <w:b/>
+                <w:color w:val="1c2b3a"/>
+                <w:sz w:val="19"/>
+                <w:szCs w:val="19"/>
+              </w:rPr>
+              <w:t xml:space="preserve">추천 Tags</w:t>
+            </w:r>
+          </w:p>
+        </w:tc>
+        <w:tc>
+          <w:tcPr>
+            <w:tcW w:w="1700" w:type="dxa"/>
+            <w:shd w:val="clear" w:fill="F0ECD8"/>
+            <w:vAlign w:val="center"/>
+          </w:tcPr>
+          <w:p>
+            <w:pPr>
+              <w:spacing w:before="20" w:after="20"/>
+            </w:pPr>
+            <w:r>
+              <w:rPr>
+                <w:rFonts w:ascii="Malgun Gothic" w:hAnsi="Malgun Gothic" w:eastAsia="Malgun Gothic"/>
+                <w:b/>
+                <w:color w:val="1c2b3a"/>
+                <w:sz w:val="19"/>
+                <w:szCs w:val="19"/>
+              </w:rPr>
+              <w:t xml:space="preserve">BPM</w:t>
+            </w:r>
+          </w:p>
+        </w:tc>
+      </w:tr>
+      <w:tr>
+        <w:tc>
+          <w:tcPr>
+            <w:tcW w:w="1700" w:type="dxa"/>
+            <w:vAlign w:val="center"/>
+          </w:tcPr>
+          <w:p>
+            <w:pPr>
+              <w:spacing w:before="20" w:after="20"/>
+            </w:pPr>
+            <w:r>
+              <w:rPr>
+                <w:rFonts w:ascii="Malgun Gothic" w:hAnsi="Malgun Gothic" w:eastAsia="Malgun Gothic"/>
+                <w:sz w:val="18"/>
+                <w:szCs w:val="18"/>
+              </w:rPr>
+              <w:t xml:space="preserve">힙합</w:t>
+            </w:r>
+          </w:p>
+        </w:tc>
+        <w:tc>
+          <w:tcPr>
+            <w:tcW w:w="6238" w:type="dxa"/>
+            <w:vAlign w:val="center"/>
+          </w:tcPr>
+          <w:p>
+            <w:pPr>
+              <w:spacing w:before="20" w:after="20"/>
+            </w:pPr>
+            <w:r>
+              <w:rPr>
+                <w:rFonts w:ascii="Consolas" w:hAnsi="Consolas" w:eastAsia="Malgun Gothic"/>
+                <w:sz w:val="18"/>
+                <w:szCs w:val="18"/>
+              </w:rPr>
+              <w:t xml:space="preserve">hip hop, boom bap, 808 bass, trap hi-hats, punchy drums</w:t>
+            </w:r>
+          </w:p>
+        </w:tc>
+        <w:tc>
+          <w:tcPr>
+            <w:tcW w:w="1700" w:type="dxa"/>
+            <w:vAlign w:val="center"/>
+          </w:tcPr>
+          <w:p>
+            <w:pPr>
+              <w:spacing w:before="20" w:after="20"/>
+            </w:pPr>
+            <w:r>
+              <w:rPr>
+                <w:rFonts w:ascii="Malgun Gothic" w:hAnsi="Malgun Gothic" w:eastAsia="Malgun Gothic"/>
+                <w:sz w:val="18"/>
+                <w:szCs w:val="18"/>
+              </w:rPr>
+              <w:t xml:space="preserve">80~95</w:t>
+            </w:r>
+          </w:p>
+        </w:tc>
+      </w:tr>
+      <w:tr>
+        <w:tc>
+          <w:tcPr>
+            <w:tcW w:w="1700" w:type="dxa"/>
+            <w:vAlign w:val="center"/>
+          </w:tcPr>
+          <w:p>
+            <w:pPr>
+              <w:spacing w:before="20" w:after="20"/>
+            </w:pPr>
+            <w:r>
+              <w:rPr>
+                <w:rFonts w:ascii="Malgun Gothic" w:hAnsi="Malgun Gothic" w:eastAsia="Malgun Gothic"/>
+                <w:sz w:val="18"/>
+                <w:szCs w:val="18"/>
+              </w:rPr>
+              <w:t xml:space="preserve">R&amp;B</w:t>
+            </w:r>
+          </w:p>
+        </w:tc>
+        <w:tc>
+          <w:tcPr>
+            <w:tcW w:w="6238" w:type="dxa"/>
+            <w:vAlign w:val="center"/>
+          </w:tcPr>
+          <w:p>
+            <w:pPr>
+              <w:spacing w:before="20" w:after="20"/>
+            </w:pPr>
+            <w:r>
+              <w:rPr>
+                <w:rFonts w:ascii="Consolas" w:hAnsi="Consolas" w:eastAsia="Malgun Gothic"/>
+                <w:sz w:val="18"/>
+                <w:szCs w:val="18"/>
+              </w:rPr>
+              <w:t xml:space="preserve">R&amp;B, smooth, soulful, electric piano, mellow bass, groovy</w:t>
+            </w:r>
+          </w:p>
+        </w:tc>
+        <w:tc>
+          <w:tcPr>
+            <w:tcW w:w="1700" w:type="dxa"/>
+            <w:vAlign w:val="center"/>
+          </w:tcPr>
+          <w:p>
+            <w:pPr>
+              <w:spacing w:before="20" w:after="20"/>
+            </w:pPr>
+            <w:r>
+              <w:rPr>
+                <w:rFonts w:ascii="Malgun Gothic" w:hAnsi="Malgun Gothic" w:eastAsia="Malgun Gothic"/>
+                <w:sz w:val="18"/>
+                <w:szCs w:val="18"/>
+              </w:rPr>
+              <w:t xml:space="preserve">65~90</w:t>
+            </w:r>
+          </w:p>
+        </w:tc>
+      </w:tr>
+      <w:tr>
+        <w:tc>
+          <w:tcPr>
+            <w:tcW w:w="1700" w:type="dxa"/>
+            <w:vAlign w:val="center"/>
+          </w:tcPr>
+          <w:p>
+            <w:pPr>
+              <w:spacing w:before="20" w:after="20"/>
+            </w:pPr>
+            <w:r>
+              <w:rPr>
+                <w:rFonts w:ascii="Malgun Gothic" w:hAnsi="Malgun Gothic" w:eastAsia="Malgun Gothic"/>
+                <w:sz w:val="18"/>
+                <w:szCs w:val="18"/>
+              </w:rPr>
+              <w:t xml:space="preserve">시티팝</w:t>
+            </w:r>
+          </w:p>
+        </w:tc>
+        <w:tc>
+          <w:tcPr>
+            <w:tcW w:w="6238" w:type="dxa"/>
+            <w:vAlign w:val="center"/>
+          </w:tcPr>
+          <w:p>
+            <w:pPr>
+              <w:spacing w:before="20" w:after="20"/>
+            </w:pPr>
+            <w:r>
+              <w:rPr>
+                <w:rFonts w:ascii="Consolas" w:hAnsi="Consolas" w:eastAsia="Malgun Gothic"/>
+                <w:sz w:val="18"/>
+                <w:szCs w:val="18"/>
+              </w:rPr>
+              <w:t xml:space="preserve">city pop, 80s, retro, funky guitar, warm synth, groovy bass</w:t>
+            </w:r>
+          </w:p>
+        </w:tc>
+        <w:tc>
+          <w:tcPr>
+            <w:tcW w:w="1700" w:type="dxa"/>
+            <w:vAlign w:val="center"/>
+          </w:tcPr>
+          <w:p>
+            <w:pPr>
+              <w:spacing w:before="20" w:after="20"/>
+            </w:pPr>
+            <w:r>
+              <w:rPr>
+                <w:rFonts w:ascii="Malgun Gothic" w:hAnsi="Malgun Gothic" w:eastAsia="Malgun Gothic"/>
+                <w:sz w:val="18"/>
+                <w:szCs w:val="18"/>
+              </w:rPr>
+              <w:t xml:space="preserve">100~118</w:t>
+            </w:r>
+          </w:p>
+        </w:tc>
+      </w:tr>
+      <w:tr>
+        <w:tc>
+          <w:tcPr>
+            <w:tcW w:w="1700" w:type="dxa"/>
+            <w:vAlign w:val="center"/>
+          </w:tcPr>
+          <w:p>
+            <w:pPr>
+              <w:spacing w:before="20" w:after="20"/>
+            </w:pPr>
+            <w:r>
+              <w:rPr>
+                <w:rFonts w:ascii="Malgun Gothic" w:hAnsi="Malgun Gothic" w:eastAsia="Malgun Gothic"/>
+                <w:sz w:val="18"/>
+                <w:szCs w:val="18"/>
+              </w:rPr>
+              <w:t xml:space="preserve">재즈</w:t>
+            </w:r>
+          </w:p>
+        </w:tc>
+        <w:tc>
+          <w:tcPr>
+            <w:tcW w:w="6238" w:type="dxa"/>
+            <w:vAlign w:val="center"/>
+          </w:tcPr>
+          <w:p>
+            <w:pPr>
+              <w:spacing w:before="20" w:after="20"/>
+            </w:pPr>
+            <w:r>
+              <w:rPr>
+                <w:rFonts w:ascii="Consolas" w:hAnsi="Consolas" w:eastAsia="Malgun Gothic"/>
+                <w:sz w:val="18"/>
+                <w:szCs w:val="18"/>
+              </w:rPr>
+              <w:t xml:space="preserve">jazz, swing, upright bass, brushed drums, saxophone, warm</w:t>
+            </w:r>
+          </w:p>
+        </w:tc>
+        <w:tc>
+          <w:tcPr>
+            <w:tcW w:w="1700" w:type="dxa"/>
+            <w:vAlign w:val="center"/>
+          </w:tcPr>
+          <w:p>
+            <w:pPr>
+              <w:spacing w:before="20" w:after="20"/>
+            </w:pPr>
+            <w:r>
+              <w:rPr>
+                <w:rFonts w:ascii="Malgun Gothic" w:hAnsi="Malgun Gothic" w:eastAsia="Malgun Gothic"/>
+                <w:sz w:val="18"/>
+                <w:szCs w:val="18"/>
+              </w:rPr>
+              <w:t xml:space="preserve">90~140</w:t>
+            </w:r>
+          </w:p>
+        </w:tc>
+      </w:tr>
+      <w:tr>
+        <w:tc>
+          <w:tcPr>
+            <w:tcW w:w="1700" w:type="dxa"/>
+            <w:vAlign w:val="center"/>
+          </w:tcPr>
+          <w:p>
+            <w:pPr>
+              <w:spacing w:before="20" w:after="20"/>
+            </w:pPr>
+            <w:r>
+              <w:rPr>
+                <w:rFonts w:ascii="Malgun Gothic" w:hAnsi="Malgun Gothic" w:eastAsia="Malgun Gothic"/>
+                <w:sz w:val="18"/>
+                <w:szCs w:val="18"/>
+              </w:rPr>
+              <w:t xml:space="preserve">로파이</w:t>
+            </w:r>
+          </w:p>
+        </w:tc>
+        <w:tc>
+          <w:tcPr>
+            <w:tcW w:w="6238" w:type="dxa"/>
+            <w:vAlign w:val="center"/>
+          </w:tcPr>
+          <w:p>
+            <w:pPr>
+              <w:spacing w:before="20" w:after="20"/>
+            </w:pPr>
+            <w:r>
+              <w:rPr>
+                <w:rFonts w:ascii="Consolas" w:hAnsi="Consolas" w:eastAsia="Malgun Gothic"/>
+                <w:sz w:val="18"/>
+                <w:szCs w:val="18"/>
+              </w:rPr>
+              <w:t xml:space="preserve">lo-fi, chill, dusty piano, vinyl crackle, mellow beat, relaxing</w:t>
+            </w:r>
+          </w:p>
+        </w:tc>
+        <w:tc>
+          <w:tcPr>
+            <w:tcW w:w="1700" w:type="dxa"/>
+            <w:vAlign w:val="center"/>
+          </w:tcPr>
+          <w:p>
+            <w:pPr>
+              <w:spacing w:before="20" w:after="20"/>
+            </w:pPr>
+            <w:r>
+              <w:rPr>
+                <w:rFonts w:ascii="Malgun Gothic" w:hAnsi="Malgun Gothic" w:eastAsia="Malgun Gothic"/>
+                <w:sz w:val="18"/>
+                <w:szCs w:val="18"/>
+              </w:rPr>
+              <w:t xml:space="preserve">70~85</w:t>
+            </w:r>
+          </w:p>
+        </w:tc>
+      </w:tr>
+      <w:tr>
+        <w:tc>
+          <w:tcPr>
+            <w:tcW w:w="1700" w:type="dxa"/>
+            <w:vAlign w:val="center"/>
+          </w:tcPr>
+          <w:p>
+            <w:pPr>
+              <w:spacing w:before="20" w:after="20"/>
+            </w:pPr>
+            <w:r>
+              <w:rPr>
+                <w:rFonts w:ascii="Malgun Gothic" w:hAnsi="Malgun Gothic" w:eastAsia="Malgun Gothic"/>
+                <w:sz w:val="18"/>
+                <w:szCs w:val="18"/>
+              </w:rPr>
+              <w:t xml:space="preserve">포크</w:t>
+            </w:r>
+          </w:p>
+        </w:tc>
+        <w:tc>
+          <w:tcPr>
+            <w:tcW w:w="6238" w:type="dxa"/>
+            <w:vAlign w:val="center"/>
+          </w:tcPr>
+          <w:p>
+            <w:pPr>
+              <w:spacing w:before="20" w:after="20"/>
+            </w:pPr>
+            <w:r>
+              <w:rPr>
+                <w:rFonts w:ascii="Consolas" w:hAnsi="Consolas" w:eastAsia="Malgun Gothic"/>
+                <w:sz w:val="18"/>
+                <w:szCs w:val="18"/>
+              </w:rPr>
+              <w:t xml:space="preserve">folk, acoustic guitar, warm, gentle, intimate, fingerpicking</w:t>
+            </w:r>
+          </w:p>
+        </w:tc>
+        <w:tc>
+          <w:tcPr>
+            <w:tcW w:w="1700" w:type="dxa"/>
+            <w:vAlign w:val="center"/>
+          </w:tcPr>
+          <w:p>
+            <w:pPr>
+              <w:spacing w:before="20" w:after="20"/>
+            </w:pPr>
+            <w:r>
+              <w:rPr>
+                <w:rFonts w:ascii="Malgun Gothic" w:hAnsi="Malgun Gothic" w:eastAsia="Malgun Gothic"/>
+                <w:sz w:val="18"/>
+                <w:szCs w:val="18"/>
+              </w:rPr>
+              <w:t xml:space="preserve">80~110</w:t>
+            </w:r>
+          </w:p>
+        </w:tc>
+      </w:tr>
+      <w:tr>
+        <w:tc>
+          <w:tcPr>
+            <w:tcW w:w="1700" w:type="dxa"/>
+            <w:vAlign w:val="center"/>
+          </w:tcPr>
+          <w:p>
+            <w:pPr>
+              <w:spacing w:before="20" w:after="20"/>
+            </w:pPr>
+            <w:r>
+              <w:rPr>
+                <w:rFonts w:ascii="Malgun Gothic" w:hAnsi="Malgun Gothic" w:eastAsia="Malgun Gothic"/>
+                <w:sz w:val="18"/>
+                <w:szCs w:val="18"/>
+              </w:rPr>
+              <w:t xml:space="preserve">신스웨이브</w:t>
+            </w:r>
+          </w:p>
+        </w:tc>
+        <w:tc>
+          <w:tcPr>
+            <w:tcW w:w="6238" w:type="dxa"/>
+            <w:vAlign w:val="center"/>
+          </w:tcPr>
+          <w:p>
+            <w:pPr>
+              <w:spacing w:before="20" w:after="20"/>
+            </w:pPr>
+            <w:r>
+              <w:rPr>
+                <w:rFonts w:ascii="Consolas" w:hAnsi="Consolas" w:eastAsia="Malgun Gothic"/>
+                <w:sz w:val="18"/>
+                <w:szCs w:val="18"/>
+              </w:rPr>
+              <w:t xml:space="preserve">synthwave, retrowave, 80s synth, arpeggio, neon, driving bass</w:t>
+            </w:r>
+          </w:p>
+        </w:tc>
+        <w:tc>
+          <w:tcPr>
+            <w:tcW w:w="1700" w:type="dxa"/>
+            <w:vAlign w:val="center"/>
+          </w:tcPr>
+          <w:p>
+            <w:pPr>
+              <w:spacing w:before="20" w:after="20"/>
+            </w:pPr>
+            <w:r>
+              <w:rPr>
+                <w:rFonts w:ascii="Malgun Gothic" w:hAnsi="Malgun Gothic" w:eastAsia="Malgun Gothic"/>
+                <w:sz w:val="18"/>
+                <w:szCs w:val="18"/>
+              </w:rPr>
+              <w:t xml:space="preserve">100~118</w:t>
+            </w:r>
+          </w:p>
+        </w:tc>
+      </w:tr>
+      <w:tr>
+        <w:tc>
+          <w:tcPr>
+            <w:tcW w:w="1700" w:type="dxa"/>
+            <w:vAlign w:val="center"/>
+          </w:tcPr>
+          <w:p>
+            <w:pPr>
+              <w:spacing w:before="20" w:after="20"/>
+            </w:pPr>
+            <w:r>
+              <w:rPr>
+                <w:rFonts w:ascii="Malgun Gothic" w:hAnsi="Malgun Gothic" w:eastAsia="Malgun Gothic"/>
+                <w:sz w:val="18"/>
+                <w:szCs w:val="18"/>
+              </w:rPr>
+              <w:t xml:space="preserve">어쿠스틱 팝</w:t>
+            </w:r>
+          </w:p>
+        </w:tc>
+        <w:tc>
+          <w:tcPr>
+            <w:tcW w:w="6238" w:type="dxa"/>
+            <w:vAlign w:val="center"/>
+          </w:tcPr>
+          <w:p>
+            <w:pPr>
+              <w:spacing w:before="20" w:after="20"/>
+            </w:pPr>
+            <w:r>
+              <w:rPr>
+                <w:rFonts w:ascii="Consolas" w:hAnsi="Consolas" w:eastAsia="Malgun Gothic"/>
+                <w:sz w:val="18"/>
+                <w:szCs w:val="18"/>
+              </w:rPr>
+              <w:t xml:space="preserve">acoustic pop, cozy, acoustic guitar, soft vocals, claps</w:t>
+            </w:r>
+          </w:p>
+        </w:tc>
+        <w:tc>
+          <w:tcPr>
+            <w:tcW w:w="1700" w:type="dxa"/>
+            <w:vAlign w:val="center"/>
+          </w:tcPr>
+          <w:p>
+            <w:pPr>
+              <w:spacing w:before="20" w:after="20"/>
+            </w:pPr>
+            <w:r>
+              <w:rPr>
+                <w:rFonts w:ascii="Malgun Gothic" w:hAnsi="Malgun Gothic" w:eastAsia="Malgun Gothic"/>
+                <w:sz w:val="18"/>
+                <w:szCs w:val="18"/>
+              </w:rPr>
+              <w:t xml:space="preserve">90~115</w:t>
+            </w:r>
+          </w:p>
+        </w:tc>
+      </w:tr>
+    </w:tbl>
+    <w:p>
+      <w:pPr/>
+      <w:r>
+        <w:rPr>
+          <w:rFonts w:ascii="Malgun Gothic" w:hAnsi="Malgun Gothic" w:eastAsia="Malgun Gothic"/>
+          <w:sz w:val="10"/>
+          <w:szCs w:val="10"/>
+        </w:rPr>
+        <w:t xml:space="preserve"/>
+      </w:r>
+    </w:p>
+    <w:p>
+      <w:pPr>
+        <w:spacing w:before="120"/>
+      </w:pPr>
+      <w:r>
+        <w:rPr>
+          <w:rFonts w:ascii="Malgun Gothic" w:hAnsi="Malgun Gothic" w:eastAsia="Malgun Gothic"/>
+          <w:b/>
+          <w:color w:val="8f6e1f"/>
+          <w:sz w:val="24"/>
+          <w:szCs w:val="24"/>
+        </w:rPr>
+        <w:t xml:space="preserve">태그 조합 꿀팁</w:t>
+      </w:r>
+    </w:p>
+    <w:p>
+      <w:pPr>
+        <w:ind w:left="200"/>
+      </w:pPr>
+      <w:r>
+        <w:rPr>
+          <w:rFonts w:ascii="Malgun Gothic" w:hAnsi="Malgun Gothic" w:eastAsia="Malgun Gothic"/>
+          <w:b/>
+          <w:sz w:val="21"/>
+          <w:szCs w:val="21"/>
+        </w:rPr>
+        <w:t xml:space="preserve">•  </w:t>
+      </w:r>
+      <w:r>
+        <w:rPr>
+          <w:rFonts w:ascii="Malgun Gothic" w:hAnsi="Malgun Gothic" w:eastAsia="Malgun Gothic"/>
+          <w:b/>
+          <w:sz w:val="21"/>
+          <w:szCs w:val="21"/>
+        </w:rPr>
+        <w:t xml:space="preserve">분위기: </w:t>
+      </w:r>
+      <w:r>
+        <w:rPr>
+          <w:rFonts w:ascii="Malgun Gothic" w:hAnsi="Malgun Gothic" w:eastAsia="Malgun Gothic"/>
+          <w:sz w:val="21"/>
+          <w:szCs w:val="21"/>
+        </w:rPr>
+        <w:t xml:space="preserve">bright / warm / melancholic / energetic / dreamy / dark 같은 분위기 형용사를 앞에 얹기</w:t>
+      </w:r>
+    </w:p>
+    <w:p>
+      <w:pPr>
+        <w:ind w:left="200"/>
+      </w:pPr>
+      <w:r>
+        <w:rPr>
+          <w:rFonts w:ascii="Malgun Gothic" w:hAnsi="Malgun Gothic" w:eastAsia="Malgun Gothic"/>
+          <w:b/>
+          <w:sz w:val="21"/>
+          <w:szCs w:val="21"/>
+        </w:rPr>
+        <w:t xml:space="preserve">•  </w:t>
+      </w:r>
+      <w:r>
+        <w:rPr>
+          <w:rFonts w:ascii="Malgun Gothic" w:hAnsi="Malgun Gothic" w:eastAsia="Malgun Gothic"/>
+          <w:b/>
+          <w:sz w:val="21"/>
+          <w:szCs w:val="21"/>
+        </w:rPr>
+        <w:t xml:space="preserve">보컬 지정: </w:t>
+      </w:r>
+      <w:r>
+        <w:rPr>
+          <w:rFonts w:ascii="Malgun Gothic" w:hAnsi="Malgun Gothic" w:eastAsia="Malgun Gothic"/>
+          <w:sz w:val="21"/>
+          <w:szCs w:val="21"/>
+        </w:rPr>
+        <w:t xml:space="preserve">한국어 노래는 korean vocal, 여성/남성은 female vocal / male vocal</w:t>
+      </w:r>
+    </w:p>
+    <w:p>
+      <w:pPr>
+        <w:ind w:left="200"/>
+      </w:pPr>
+      <w:r>
+        <w:rPr>
+          <w:rFonts w:ascii="Malgun Gothic" w:hAnsi="Malgun Gothic" w:eastAsia="Malgun Gothic"/>
+          <w:b/>
+          <w:sz w:val="21"/>
+          <w:szCs w:val="21"/>
+        </w:rPr>
+        <w:t xml:space="preserve">•  </w:t>
+      </w:r>
+      <w:r>
+        <w:rPr>
+          <w:rFonts w:ascii="Malgun Gothic" w:hAnsi="Malgun Gothic" w:eastAsia="Malgun Gothic"/>
+          <w:b/>
+          <w:sz w:val="21"/>
+          <w:szCs w:val="21"/>
+        </w:rPr>
+        <w:t xml:space="preserve">악기만: </w:t>
+      </w:r>
+      <w:r>
+        <w:rPr>
+          <w:rFonts w:ascii="Malgun Gothic" w:hAnsi="Malgun Gothic" w:eastAsia="Malgun Gothic"/>
+          <w:sz w:val="21"/>
+          <w:szCs w:val="21"/>
+        </w:rPr>
+        <w:t xml:space="preserve">보컬 태그를 빼고 악기만 넣으면 반주만 나옴 (예: piano 하나 → 피아노 솔로)</w:t>
+      </w:r>
+    </w:p>
+    <w:p>
+      <w:pPr>
+        <w:ind w:left="200"/>
+      </w:pPr>
+      <w:r>
+        <w:rPr>
+          <w:rFonts w:ascii="Malgun Gothic" w:hAnsi="Malgun Gothic" w:eastAsia="Malgun Gothic"/>
+          <w:b/>
+          <w:sz w:val="21"/>
+          <w:szCs w:val="21"/>
+        </w:rPr>
+        <w:t xml:space="preserve">•  </w:t>
+      </w:r>
+      <w:r>
+        <w:rPr>
+          <w:rFonts w:ascii="Malgun Gothic" w:hAnsi="Malgun Gothic" w:eastAsia="Malgun Gothic"/>
+          <w:b/>
+          <w:sz w:val="21"/>
+          <w:szCs w:val="21"/>
+        </w:rPr>
+        <w:t xml:space="preserve">템포: </w:t>
+      </w:r>
+      <w:r>
+        <w:rPr>
+          <w:rFonts w:ascii="Malgun Gothic" w:hAnsi="Malgun Gothic" w:eastAsia="Malgun Gothic"/>
+          <w:sz w:val="21"/>
+          <w:szCs w:val="21"/>
+        </w:rPr>
+        <w:t xml:space="preserve">126 BPM 처럼 숫자로도 한 번 더 적으면 템포가 더 잘 맞음</w:t>
+      </w:r>
+    </w:p>
+    <w:p>
+      <w:pPr>
+        <w:ind w:left="200"/>
+      </w:pPr>
+      <w:r>
+        <w:rPr>
+          <w:rFonts w:ascii="Malgun Gothic" w:hAnsi="Malgun Gothic" w:eastAsia="Malgun Gothic"/>
+          <w:b/>
+          <w:sz w:val="21"/>
+          <w:szCs w:val="21"/>
+        </w:rPr>
+        <w:t xml:space="preserve">•  </w:t>
+      </w:r>
+      <w:r>
+        <w:rPr>
+          <w:rFonts w:ascii="Malgun Gothic" w:hAnsi="Malgun Gothic" w:eastAsia="Malgun Gothic"/>
+          <w:b/>
+          <w:sz w:val="21"/>
+          <w:szCs w:val="21"/>
+        </w:rPr>
+        <w:t xml:space="preserve">개수: </w:t>
+      </w:r>
+      <w:r>
+        <w:rPr>
+          <w:rFonts w:ascii="Malgun Gothic" w:hAnsi="Malgun Gothic" w:eastAsia="Malgun Gothic"/>
+          <w:sz w:val="21"/>
+          <w:szCs w:val="21"/>
+        </w:rPr>
+        <w:t xml:space="preserve">5~8개가 적당. 10개 넘으면 오히려 흐려짐.</w:t>
+      </w:r>
+    </w:p>
+    <w:p>
+      <w:pPr>
+        <w:spacing w:before="100"/>
+      </w:pPr>
+      <w:r>
+        <w:rPr>
+          <w:rFonts w:ascii="Malgun Gothic" w:hAnsi="Malgun Gothic" w:eastAsia="Malgun Gothic"/>
+          <w:sz w:val="21"/>
+          <w:szCs w:val="21"/>
+        </w:rPr>
+        <w:t xml:space="preserve">※ 송메이커 「가사+스타일 복사」를 누르면 위 기본 5종 태그가 곡의 BPM·조성·분위기에 맞춰 [Style] 줄에 자동으로 조합된다.</w:t>
+      </w:r>
+    </w:p>
+    <w:p>
+      <w:pPr/>
+      <w:r>
+        <w:rPr>
+          <w:rFonts w:ascii="Malgun Gothic" w:hAnsi="Malgun Gothic" w:eastAsia="Malgun Gothic"/>
+          <w:sz w:val="10"/>
+          <w:szCs w:val="10"/>
+        </w:rPr>
+        <w:t xml:space="preserve"/>
+      </w:r>
+    </w:p>
+    <w:p>
+      <w:pPr>
+        <w:spacing w:before="220"/>
+      </w:pPr>
+      <w:r>
+        <w:rPr>
+          <w:rFonts w:ascii="Malgun Gothic" w:hAnsi="Malgun Gothic" w:eastAsia="Malgun Gothic"/>
+          <w:b/>
+          <w:color w:val="1c2b3a"/>
+          <w:sz w:val="30"/>
+          <w:szCs w:val="30"/>
+        </w:rPr>
+        <w:t xml:space="preserve">7. 대안 — ElevenLabs (급할 때)</w:t>
       </w:r>
     </w:p>
     <w:p>
